--- a/homework/hw-05.docx
+++ b/homework/hw-05.docx
@@ -15,7 +15,7 @@
         <w:pStyle w:val="Subtitle"/>
       </w:pPr>
       <w:r>
-        <w:t xml:space="preserve">CRJU 705 · due before noon Tuesday ahead of Session 6</w:t>
+        <w:t xml:space="preserve">CRJU 705 · due by 11:59 pm Sunday ahead of Session 6</w:t>
       </w:r>
     </w:p>
     <w:p>

--- a/homework/hw-05.docx
+++ b/homework/hw-05.docx
@@ -1552,6 +1552,287 @@
       </w:r>
     </w:p>
     <w:bookmarkEnd w:id="27"/>
+    <w:bookmarkStart w:id="30" w:name="r4ds-exercises-required"/>
+    <w:p>
+      <w:pPr>
+        <w:pStyle w:val="Heading2"/>
+      </w:pPr>
+      <w:r>
+        <w:t xml:space="preserve">R4DS Exercises (required)</w:t>
+      </w:r>
+    </w:p>
+    <w:p>
+      <w:pPr>
+        <w:pStyle w:val="FirstParagraph"/>
+      </w:pPr>
+      <w:r>
+        <w:t xml:space="preserve">From your R4DS reading for Session 6 —</w:t>
+      </w:r>
+      <w:r>
+        <w:t xml:space="preserve"> </w:t>
+      </w:r>
+      <w:hyperlink r:id="rId28">
+        <w:r>
+          <w:rPr>
+            <w:rStyle w:val="Hyperlink"/>
+            <w:b/>
+            <w:bCs/>
+          </w:rPr>
+          <w:t xml:space="preserve">Ch. 19 — Joins</w:t>
+        </w:r>
+      </w:hyperlink>
+      <w:r>
+        <w:t xml:space="preserve"> </w:t>
+      </w:r>
+      <w:r>
+        <w:t xml:space="preserve">and</w:t>
+      </w:r>
+      <w:r>
+        <w:t xml:space="preserve"> </w:t>
+      </w:r>
+      <w:hyperlink r:id="rId29">
+        <w:r>
+          <w:rPr>
+            <w:rStyle w:val="Hyperlink"/>
+            <w:b/>
+            <w:bCs/>
+          </w:rPr>
+          <w:t xml:space="preserve">Ch. 18 — Missing values</w:t>
+        </w:r>
+      </w:hyperlink>
+      <w:r>
+        <w:t xml:space="preserve">. These use</w:t>
+      </w:r>
+      <w:r>
+        <w:t xml:space="preserve"> </w:t>
+      </w:r>
+      <w:r>
+        <w:rPr>
+          <w:rStyle w:val="VerbatimChar"/>
+        </w:rPr>
+        <w:t xml:space="preserve">nycflights13</w:t>
+      </w:r>
+      <w:r>
+        <w:t xml:space="preserve"> </w:t>
+      </w:r>
+      <w:r>
+        <w:t xml:space="preserve">again (installed for Homework 2).</w:t>
+      </w:r>
+    </w:p>
+    <w:p>
+      <w:pPr>
+        <w:pStyle w:val="BodyText"/>
+      </w:pPr>
+      <w:r>
+        <w:t xml:space="preserve">Work these in the</w:t>
+      </w:r>
+      <w:r>
+        <w:t xml:space="preserve"> </w:t>
+      </w:r>
+      <w:r>
+        <w:rPr>
+          <w:b/>
+          <w:bCs/>
+        </w:rPr>
+        <w:t xml:space="preserve">same</w:t>
+      </w:r>
+      <w:r>
+        <w:rPr>
+          <w:b/>
+          <w:bCs/>
+        </w:rPr>
+        <w:t xml:space="preserve"> </w:t>
+      </w:r>
+      <w:r>
+        <w:rPr>
+          <w:rStyle w:val="VerbatimChar"/>
+          <w:b/>
+          <w:bCs/>
+        </w:rPr>
+        <w:t xml:space="preserve">.R</w:t>
+      </w:r>
+      <w:r>
+        <w:rPr>
+          <w:b/>
+          <w:bCs/>
+        </w:rPr>
+        <w:t xml:space="preserve"> </w:t>
+      </w:r>
+      <w:r>
+        <w:rPr>
+          <w:b/>
+          <w:bCs/>
+        </w:rPr>
+        <w:t xml:space="preserve">script</w:t>
+      </w:r>
+      <w:r>
+        <w:t xml:space="preserve">, under a</w:t>
+      </w:r>
+      <w:r>
+        <w:t xml:space="preserve"> </w:t>
+      </w:r>
+      <w:r>
+        <w:rPr>
+          <w:rStyle w:val="VerbatimChar"/>
+        </w:rPr>
+        <w:t xml:space="preserve"># ---- R4DS ----</w:t>
+      </w:r>
+      <w:r>
+        <w:t xml:space="preserve"> </w:t>
+      </w:r>
+      <w:r>
+        <w:t xml:space="preserve">header. All four circle one question:</w:t>
+      </w:r>
+      <w:r>
+        <w:t xml:space="preserve"> </w:t>
+      </w:r>
+      <w:r>
+        <w:rPr>
+          <w:i/>
+          <w:iCs/>
+        </w:rPr>
+        <w:t xml:space="preserve">which rows didn’t match, and why?</w:t>
+      </w:r>
+    </w:p>
+    <w:p>
+      <w:pPr>
+        <w:pStyle w:val="Compact"/>
+        <w:numPr>
+          <w:ilvl w:val="0"/>
+          <w:numId w:val="1009"/>
+        </w:numPr>
+      </w:pPr>
+      <w:r>
+        <w:rPr>
+          <w:b/>
+          <w:bCs/>
+        </w:rPr>
+        <w:t xml:space="preserve">19.2.4</w:t>
+      </w:r>
+      <w:r>
+        <w:t xml:space="preserve"> </w:t>
+      </w:r>
+      <w:r>
+        <w:t xml:space="preserve">#1 — how do</w:t>
+      </w:r>
+      <w:r>
+        <w:t xml:space="preserve"> </w:t>
+      </w:r>
+      <w:r>
+        <w:rPr>
+          <w:rStyle w:val="VerbatimChar"/>
+        </w:rPr>
+        <w:t xml:space="preserve">weather</w:t>
+      </w:r>
+      <w:r>
+        <w:t xml:space="preserve"> </w:t>
+      </w:r>
+      <w:r>
+        <w:t xml:space="preserve">and</w:t>
+      </w:r>
+      <w:r>
+        <w:t xml:space="preserve"> </w:t>
+      </w:r>
+      <w:r>
+        <w:rPr>
+          <w:rStyle w:val="VerbatimChar"/>
+        </w:rPr>
+        <w:t xml:space="preserve">airports</w:t>
+      </w:r>
+      <w:r>
+        <w:t xml:space="preserve"> </w:t>
+      </w:r>
+      <w:r>
+        <w:t xml:space="preserve">relate? Name the key.</w:t>
+      </w:r>
+    </w:p>
+    <w:p>
+      <w:pPr>
+        <w:pStyle w:val="Compact"/>
+        <w:numPr>
+          <w:ilvl w:val="0"/>
+          <w:numId w:val="1009"/>
+        </w:numPr>
+      </w:pPr>
+      <w:r>
+        <w:rPr>
+          <w:b/>
+          <w:bCs/>
+        </w:rPr>
+        <w:t xml:space="preserve">19.3.4</w:t>
+      </w:r>
+      <w:r>
+        <w:t xml:space="preserve"> </w:t>
+      </w:r>
+      <w:r>
+        <w:t xml:space="preserve">#3 — does every departing flight have weather data?</w:t>
+      </w:r>
+    </w:p>
+    <w:p>
+      <w:pPr>
+        <w:pStyle w:val="Compact"/>
+        <w:numPr>
+          <w:ilvl w:val="0"/>
+          <w:numId w:val="1009"/>
+        </w:numPr>
+      </w:pPr>
+      <w:r>
+        <w:rPr>
+          <w:b/>
+          <w:bCs/>
+        </w:rPr>
+        <w:t xml:space="preserve">19.3.4</w:t>
+      </w:r>
+      <w:r>
+        <w:t xml:space="preserve"> </w:t>
+      </w:r>
+      <w:r>
+        <w:t xml:space="preserve">#4 — tail numbers with no match in</w:t>
+      </w:r>
+      <w:r>
+        <w:t xml:space="preserve"> </w:t>
+      </w:r>
+      <w:r>
+        <w:rPr>
+          <w:rStyle w:val="VerbatimChar"/>
+        </w:rPr>
+        <w:t xml:space="preserve">planes</w:t>
+      </w:r>
+      <w:r>
+        <w:t xml:space="preserve">: what do they have in common?</w:t>
+      </w:r>
+    </w:p>
+    <w:p>
+      <w:pPr>
+        <w:pStyle w:val="Compact"/>
+        <w:numPr>
+          <w:ilvl w:val="0"/>
+          <w:numId w:val="1009"/>
+        </w:numPr>
+      </w:pPr>
+      <w:r>
+        <w:rPr>
+          <w:b/>
+          <w:bCs/>
+        </w:rPr>
+        <w:t xml:space="preserve">18.3.4</w:t>
+      </w:r>
+      <w:r>
+        <w:t xml:space="preserve"> </w:t>
+      </w:r>
+      <w:r>
+        <w:t xml:space="preserve">#1 — is that missingness related to carrier? Do this one right after 19.3.4 #4; they are the same investigation from two directions.</w:t>
+      </w:r>
+    </w:p>
+    <w:p>
+      <w:pPr>
+        <w:pStyle w:val="FirstParagraph"/>
+      </w:pPr>
+      <w:r>
+        <w:t xml:space="preserve">This is the skill Session 7’s workshop leans on hardest: joining files that don’t line up cleanly.</w:t>
+      </w:r>
+    </w:p>
+    <w:bookmarkEnd w:id="30"/>
     <w:sectPr>
       <w:footnotePr>
         <w:numRestart w:val="eachSect"/>
@@ -1747,6 +2028,109 @@
       </w:pPr>
     </w:lvl>
   </w:abstractNum>
+  <w:abstractNum w:abstractNumId="991">
+    <w:nsid w:val="0000A991"/>
+    <w:multiLevelType w:val="multilevel"/>
+    <w:lvl w:ilvl="0">
+      <w:numFmt w:val="bullet"/>
+      <w:lvlText w:val=""/>
+      <w:lvlJc w:val="left"/>
+      <w:pPr>
+        <w:ind w:left="720" w:hanging="360"/>
+      </w:pPr>
+      <w:rPr>
+        <w:rFonts w:ascii="Symbol" w:hAnsi="Symbol" w:cs="Symbol" w:hint="default"/>
+      </w:rPr>
+    </w:lvl>
+    <w:lvl w:ilvl="1">
+      <w:numFmt w:val="bullet"/>
+      <w:lvlText w:val="o"/>
+      <w:lvlJc w:val="left"/>
+      <w:pPr>
+        <w:ind w:left="1440" w:hanging="360"/>
+      </w:pPr>
+      <w:rPr>
+        <w:rFonts w:ascii="Courier New" w:hAnsi="Courier New" w:cs="Courier New" w:hint="default"/>
+      </w:rPr>
+    </w:lvl>
+    <w:lvl w:ilvl="2">
+      <w:numFmt w:val="bullet"/>
+      <w:lvlText w:val=""/>
+      <w:lvlJc w:val="left"/>
+      <w:pPr>
+        <w:ind w:left="2160" w:hanging="360"/>
+      </w:pPr>
+      <w:rPr>
+        <w:rFonts w:ascii="Wingdings" w:hAnsi="Wingdings" w:cs="Wingdings" w:hint="default"/>
+      </w:rPr>
+    </w:lvl>
+    <w:lvl w:ilvl="3">
+      <w:numFmt w:val="bullet"/>
+      <w:lvlText w:val=""/>
+      <w:lvlJc w:val="left"/>
+      <w:pPr>
+        <w:ind w:left="2880" w:hanging="360"/>
+      </w:pPr>
+      <w:rPr>
+        <w:rFonts w:ascii="Symbol" w:hAnsi="Symbol" w:cs="Symbol" w:hint="default"/>
+      </w:rPr>
+    </w:lvl>
+    <w:lvl w:ilvl="4">
+      <w:numFmt w:val="bullet"/>
+      <w:lvlText w:val="o"/>
+      <w:lvlJc w:val="left"/>
+      <w:pPr>
+        <w:ind w:left="3600" w:hanging="360"/>
+      </w:pPr>
+      <w:rPr>
+        <w:rFonts w:ascii="Courier New" w:hAnsi="Courier New" w:cs="Courier New" w:hint="default"/>
+      </w:rPr>
+    </w:lvl>
+    <w:lvl w:ilvl="5">
+      <w:numFmt w:val="bullet"/>
+      <w:lvlText w:val=""/>
+      <w:lvlJc w:val="left"/>
+      <w:pPr>
+        <w:ind w:left="4320" w:hanging="360"/>
+      </w:pPr>
+      <w:rPr>
+        <w:rFonts w:ascii="Wingdings" w:hAnsi="Wingdings" w:cs="Wingdings" w:hint="default"/>
+      </w:rPr>
+    </w:lvl>
+    <w:lvl w:ilvl="6">
+      <w:numFmt w:val="bullet"/>
+      <w:lvlText w:val=""/>
+      <w:lvlJc w:val="left"/>
+      <w:pPr>
+        <w:ind w:left="5040" w:hanging="360"/>
+      </w:pPr>
+      <w:rPr>
+        <w:rFonts w:ascii="Symbol" w:hAnsi="Symbol" w:cs="Symbol" w:hint="default"/>
+      </w:rPr>
+    </w:lvl>
+    <w:lvl w:ilvl="7">
+      <w:numFmt w:val="bullet"/>
+      <w:lvlText w:val="o"/>
+      <w:lvlJc w:val="left"/>
+      <w:pPr>
+        <w:ind w:left="5760" w:hanging="360"/>
+      </w:pPr>
+      <w:rPr>
+        <w:rFonts w:ascii="Courier New" w:hAnsi="Courier New" w:cs="Courier New" w:hint="default"/>
+      </w:rPr>
+    </w:lvl>
+    <w:lvl w:ilvl="8">
+      <w:numFmt w:val="bullet"/>
+      <w:lvlText w:val=""/>
+      <w:lvlJc w:val="left"/>
+      <w:pPr>
+        <w:ind w:left="6480" w:hanging="360"/>
+      </w:pPr>
+      <w:rPr>
+        <w:rFonts w:ascii="Wingdings" w:hAnsi="Wingdings" w:cs="Wingdings" w:hint="default"/>
+      </w:rPr>
+    </w:lvl>
+  </w:abstractNum>
   <w:num w:numId="1000">
     <w:abstractNumId w:val="990"/>
   </w:num>
@@ -1989,6 +2373,9 @@
     <w:lvlOverride w:ilvl="8">
       <w:startOverride w:val="1"/>
     </w:lvlOverride>
+  </w:num>
+  <w:num w:numId="1009">
+    <w:abstractNumId w:val="991"/>
   </w:num>
 </w:numbering>
 </file>

--- a/homework/hw-05.docx
+++ b/homework/hw-05.docx
@@ -218,21 +218,6 @@
         <w:rPr>
           <w:rStyle w:val="VerbatimChar"/>
         </w:rPr>
-        <w:t xml:space="preserve">spec()</w:t>
-      </w:r>
-      <w:r>
-        <w:t xml:space="preserve"> </w:t>
-      </w:r>
-      <w:r>
-        <w:t xml:space="preserve">or</w:t>
-      </w:r>
-      <w:r>
-        <w:t xml:space="preserve"> </w:t>
-      </w:r>
-      <w:r>
-        <w:rPr>
-          <w:rStyle w:val="VerbatimChar"/>
-        </w:rPr>
         <w:t xml:space="preserve">glimpse()</w:t>
       </w:r>
       <w:r>
@@ -252,7 +237,93 @@
         <w:t xml:space="preserve"> </w:t>
       </w:r>
       <w:r>
-        <w:t xml:space="preserve">be a date is not. Fix it using</w:t>
+        <w:t xml:space="preserve">be a date came in as plain text. Here is the fix, since we have not spent class time on importing:</w:t>
+      </w:r>
+    </w:p>
+    <w:p>
+      <w:pPr>
+        <w:pStyle w:val="SourceCode"/>
+        <w:numPr>
+          <w:ilvl w:val="0"/>
+          <w:numId w:val="1000"/>
+        </w:numPr>
+      </w:pPr>
+      <w:r>
+        <w:rPr>
+          <w:rStyle w:val="NormalTok"/>
+        </w:rPr>
+        <w:t xml:space="preserve">crashes </w:t>
+      </w:r>
+      <w:r>
+        <w:rPr>
+          <w:rStyle w:val="OtherTok"/>
+        </w:rPr>
+        <w:t xml:space="preserve">&lt;-</w:t>
+      </w:r>
+      <w:r>
+        <w:rPr>
+          <w:rStyle w:val="NormalTok"/>
+        </w:rPr>
+        <w:t xml:space="preserve"> crashes </w:t>
+      </w:r>
+      <w:r>
+        <w:rPr>
+          <w:rStyle w:val="SpecialCharTok"/>
+        </w:rPr>
+        <w:t xml:space="preserve">|&gt;</w:t>
+      </w:r>
+      <w:r>
+        <w:rPr>
+          <w:rStyle w:val="NormalTok"/>
+        </w:rPr>
+        <w:t xml:space="preserve"> </w:t>
+      </w:r>
+      <w:r>
+        <w:rPr>
+          <w:rStyle w:val="FunctionTok"/>
+        </w:rPr>
+        <w:t xml:space="preserve">mutate</w:t>
+      </w:r>
+      <w:r>
+        <w:rPr>
+          <w:rStyle w:val="NormalTok"/>
+        </w:rPr>
+        <w:t xml:space="preserve">(</w:t>
+      </w:r>
+      <w:r>
+        <w:rPr>
+          <w:rStyle w:val="AttributeTok"/>
+        </w:rPr>
+        <w:t xml:space="preserve">date =</w:t>
+      </w:r>
+      <w:r>
+        <w:rPr>
+          <w:rStyle w:val="NormalTok"/>
+        </w:rPr>
+        <w:t xml:space="preserve"> </w:t>
+      </w:r>
+      <w:r>
+        <w:rPr>
+          <w:rStyle w:val="FunctionTok"/>
+        </w:rPr>
+        <w:t xml:space="preserve">mdy</w:t>
+      </w:r>
+      <w:r>
+        <w:rPr>
+          <w:rStyle w:val="NormalTok"/>
+        </w:rPr>
+        <w:t xml:space="preserve">(date))</w:t>
+      </w:r>
+    </w:p>
+    <w:p>
+      <w:pPr>
+        <w:numPr>
+          <w:ilvl w:val="0"/>
+          <w:numId w:val="1000"/>
+        </w:numPr>
+      </w:pPr>
+      <w:r>
+        <w:t xml:space="preserve">Run it, then verify the parse worked with</w:t>
       </w:r>
       <w:r>
         <w:t xml:space="preserve"> </w:t>
@@ -261,25 +332,28 @@
         <w:rPr>
           <w:rStyle w:val="VerbatimChar"/>
         </w:rPr>
+        <w:t xml:space="preserve">sum(is.na(crashes$date))</w:t>
+      </w:r>
+      <w:r>
+        <w:t xml:space="preserve"> </w:t>
+      </w:r>
+      <w:r>
+        <w:t xml:space="preserve">— you want 0. In a comment, say what</w:t>
+      </w:r>
+      <w:r>
+        <w:t xml:space="preserve"> </w:t>
+      </w:r>
+      <w:r>
+        <w:rPr>
+          <w:rStyle w:val="VerbatimChar"/>
+        </w:rPr>
         <w:t xml:space="preserve">mdy()</w:t>
       </w:r>
       <w:r>
         <w:t xml:space="preserve"> </w:t>
       </w:r>
       <w:r>
-        <w:t xml:space="preserve">from lubridate (as in Lab 5), and verify your parse worked with</w:t>
-      </w:r>
-      <w:r>
-        <w:t xml:space="preserve"> </w:t>
-      </w:r>
-      <w:r>
-        <w:rPr>
-          <w:rStyle w:val="VerbatimChar"/>
-        </w:rPr>
-        <w:t xml:space="preserve">sum(is.na(crashes$date))</w:t>
-      </w:r>
-      <w:r>
-        <w:t xml:space="preserve">.</w:t>
+        <w:t xml:space="preserve">had to figure out.</w:t>
       </w:r>
     </w:p>
     <w:p>
